--- a/docs/estimating-cases/2026/linda-bushel-pool-deck/estimates/customer/2026-10-27-linda-bushel-03-customer-facing-estimate.docx
+++ b/docs/estimating-cases/2026/linda-bushel-pool-deck/estimates/customer/2026-10-27-linda-bushel-03-customer-facing-estimate.docx
@@ -156,7 +156,7 @@
           <w:color w:val="C69A2B"/>
           <w:sz w:val="40"/>
         </w:rPr>
-        <w:t>$30,267.74 + HST</w:t>
+        <w:t>$30,179.51 + HST</w:t>
       </w:r>
     </w:p>
     <w:p>
@@ -168,7 +168,7 @@
           <w:b/>
           <w:sz w:val="24"/>
         </w:rPr>
-        <w:t>Total including HST: $34,202.55</w:t>
+        <w:t>Total including HST: $34,102.85</w:t>
       </w:r>
     </w:p>
     <w:p>
@@ -700,7 +700,7 @@
               <w:rPr>
                 <w:sz w:val="16"/>
               </w:rPr>
-              <w:t>$30,267.74</w:t>
+              <w:t>$30,179.51</w:t>
             </w:r>
           </w:p>
         </w:tc>
@@ -740,7 +740,7 @@
               <w:rPr>
                 <w:sz w:val="16"/>
               </w:rPr>
-              <w:t>$3,934.81</w:t>
+              <w:t>$3,923.34</w:t>
             </w:r>
           </w:p>
         </w:tc>
@@ -780,7 +780,7 @@
               <w:rPr>
                 <w:sz w:val="16"/>
               </w:rPr>
-              <w:t>$34,202.55</w:t>
+              <w:t>$34,102.85</w:t>
             </w:r>
           </w:p>
         </w:tc>

--- a/docs/estimating-cases/2026/linda-bushel-pool-deck/estimates/customer/2026-10-27-linda-bushel-03-customer-facing-estimate.docx
+++ b/docs/estimating-cases/2026/linda-bushel-pool-deck/estimates/customer/2026-10-27-linda-bushel-03-customer-facing-estimate.docx
@@ -156,7 +156,7 @@
           <w:color w:val="C69A2B"/>
           <w:sz w:val="40"/>
         </w:rPr>
-        <w:t>$30,179.51 + HST</w:t>
+        <w:t>$29,317.23 + HST</w:t>
       </w:r>
     </w:p>
     <w:p>
@@ -168,7 +168,7 @@
           <w:b/>
           <w:sz w:val="24"/>
         </w:rPr>
-        <w:t>Total including HST: $34,102.85</w:t>
+        <w:t>Total including HST: $33,128.47</w:t>
       </w:r>
     </w:p>
     <w:p>
@@ -700,7 +700,7 @@
               <w:rPr>
                 <w:sz w:val="16"/>
               </w:rPr>
-              <w:t>$30,179.51</w:t>
+              <w:t>$29,317.23</w:t>
             </w:r>
           </w:p>
         </w:tc>
@@ -740,7 +740,7 @@
               <w:rPr>
                 <w:sz w:val="16"/>
               </w:rPr>
-              <w:t>$3,923.34</w:t>
+              <w:t>$3,811.24</w:t>
             </w:r>
           </w:p>
         </w:tc>
@@ -780,7 +780,7 @@
               <w:rPr>
                 <w:sz w:val="16"/>
               </w:rPr>
-              <w:t>$34,102.85</w:t>
+              <w:t>$33,128.47</w:t>
             </w:r>
           </w:p>
         </w:tc>

--- a/docs/estimating-cases/2026/linda-bushel-pool-deck/estimates/customer/2026-10-27-linda-bushel-03-customer-facing-estimate.docx
+++ b/docs/estimating-cases/2026/linda-bushel-pool-deck/estimates/customer/2026-10-27-linda-bushel-03-customer-facing-estimate.docx
@@ -880,7 +880,7 @@
         <w:rPr>
           <w:b/>
         </w:rPr>
-        <w:t>• This estimate is valid for 7 days; supplier prices are time-limited.</w:t>
+        <w:t>• This estimate is valid for 7 days.</w:t>
       </w:r>
       <w:r/>
     </w:p>
